--- a/agenda/agenda-3day-3hour-en.docx
+++ b/agenda/agenda-3day-3hour-en.docx
@@ -28,19 +28,6 @@
           <w:sz w:val="18"/>
         </w:rPr>
         <w:t>3-Day Training Agenda: 3 Hours per Day, EdgeOne Hands-on Focus</w:t>
-      </w:r>
-    </w:p>
-    <w:p>
-      <w:pPr>
-        <w:spacing w:after="60"/>
-      </w:pPr>
-      <w:r>
-        <w:rPr>
-          <w:rFonts w:ascii="Arial" w:hAnsi="Arial" w:eastAsia="Arial"/>
-          <w:b w:val="0"/>
-          <w:sz w:val="18"/>
-        </w:rPr>
-        <w:t>Version date: 2026-08-01</w:t>
       </w:r>
     </w:p>
     <w:p>
